--- a/downloads/Robert_CV.docx
+++ b/downloads/Robert_CV.docx
@@ -206,48 +206,16 @@
           </w:tcPr>
           <w:p>
             <w:pPr>
-              <w:contextualSpacing w:val="0"/>
               <w:jc w:val="both"/>
+              <w:rPr>
+                <w:lang w:val="en-ID"/>
+              </w:rPr>
             </w:pPr>
             <w:r>
-              <w:t>A Passionate developer who w</w:t>
-            </w:r>
-            <w:r>
-              <w:t xml:space="preserve">elcomes challenging projects and never </w:t>
-            </w:r>
-            <w:proofErr w:type="gramStart"/>
-            <w:r>
-              <w:t>stop</w:t>
-            </w:r>
-            <w:proofErr w:type="gramEnd"/>
-            <w:r>
-              <w:t xml:space="preserve"> learning.</w:t>
-            </w:r>
-            <w:r>
-              <w:t xml:space="preserve"> Have work through many successful </w:t>
-            </w:r>
-            <w:r>
-              <w:t xml:space="preserve">products, be it revamping old </w:t>
-            </w:r>
-            <w:proofErr w:type="gramStart"/>
-            <w:r>
-              <w:t>one</w:t>
-            </w:r>
-            <w:proofErr w:type="gramEnd"/>
-            <w:r>
-              <w:t>, or creating new one</w:t>
-            </w:r>
-            <w:r>
-              <w:t>.</w:t>
-            </w:r>
-            <w:r>
-              <w:t xml:space="preserve"> An excellent communicator with the ability to meet deadlines and quickly resolve</w:t>
-            </w:r>
-            <w:r>
-              <w:t>.</w:t>
-            </w:r>
-            <w:r>
-              <w:t xml:space="preserve"> </w:t>
+              <w:rPr>
+                <w:lang w:val="en-ID"/>
+              </w:rPr>
+              <w:t>As an Engineering Manager and Technical Lead, I drive the technical vision and architectural modernization for enterprise-scale SaaS products. I specialize in applied AI integration, distributed microservices, and high-performance mobile-to-backend architectures.</w:t>
             </w:r>
           </w:p>
         </w:tc>
@@ -310,6 +278,294 @@
               <w:contextualSpacing w:val="0"/>
             </w:pPr>
             <w:r>
+              <w:t>APR</w:t>
+            </w:r>
+            <w:r>
+              <w:t xml:space="preserve"> 202</w:t>
+            </w:r>
+            <w:r>
+              <w:t>6</w:t>
+            </w:r>
+            <w:r>
+              <w:t xml:space="preserve"> – </w:t>
+            </w:r>
+            <w:r>
+              <w:t>NOW</w:t>
+            </w:r>
+          </w:p>
+          <w:p>
+            <w:pPr>
+              <w:pStyle w:val="Heading2"/>
+              <w:contextualSpacing w:val="0"/>
+            </w:pPr>
+            <w:r>
+              <w:t xml:space="preserve">Senior </w:t>
+            </w:r>
+            <w:r>
+              <w:t>Technical Lead</w:t>
+            </w:r>
+            <w:r>
+              <w:t xml:space="preserve">, </w:t>
+            </w:r>
+            <w:r>
+              <w:rPr>
+                <w:b w:val="0"/>
+              </w:rPr>
+              <w:t xml:space="preserve">pt. Bukit </w:t>
+            </w:r>
+            <w:r>
+              <w:rPr>
+                <w:b w:val="0"/>
+              </w:rPr>
+              <w:t>Teknologi</w:t>
+            </w:r>
+            <w:r>
+              <w:rPr>
+                <w:b w:val="0"/>
+              </w:rPr>
+              <w:t xml:space="preserve"> digital</w:t>
+            </w:r>
+          </w:p>
+          <w:p>
+            <w:pPr>
+              <w:pStyle w:val="ListParagraph"/>
+              <w:numPr>
+                <w:ilvl w:val="0"/>
+                <w:numId w:val="27"/>
+              </w:numPr>
+              <w:jc w:val="both"/>
+              <w:rPr>
+                <w:lang w:val="en-ID"/>
+              </w:rPr>
+            </w:pPr>
+            <w:r>
+              <w:rPr>
+                <w:lang w:val="en-ID"/>
+              </w:rPr>
+              <w:t>Integrate AI pipelines across the SDLC (agents, MCP servers, workflow skills) from requirements to production.</w:t>
+            </w:r>
+          </w:p>
+          <w:p>
+            <w:pPr>
+              <w:pStyle w:val="ListParagraph"/>
+              <w:numPr>
+                <w:ilvl w:val="0"/>
+                <w:numId w:val="27"/>
+              </w:numPr>
+              <w:jc w:val="both"/>
+              <w:rPr>
+                <w:lang w:val="en-ID"/>
+              </w:rPr>
+            </w:pPr>
+            <w:r>
+              <w:rPr>
+                <w:lang w:val="en-ID"/>
+              </w:rPr>
+              <w:t>Embed LLM capabilities into core products to transform and streamline user workflows.</w:t>
+            </w:r>
+          </w:p>
+          <w:p>
+            <w:pPr>
+              <w:pStyle w:val="ListParagraph"/>
+              <w:numPr>
+                <w:ilvl w:val="0"/>
+                <w:numId w:val="27"/>
+              </w:numPr>
+              <w:jc w:val="both"/>
+              <w:rPr>
+                <w:lang w:val="en-ID"/>
+              </w:rPr>
+            </w:pPr>
+            <w:r>
+              <w:rPr>
+                <w:lang w:val="en-ID"/>
+              </w:rPr>
+              <w:t>Built a proprietary, multi-layered automation framework (web/mobile/offline) optimized for both AI agents and non-technical QA.</w:t>
+            </w:r>
+          </w:p>
+          <w:p>
+            <w:pPr>
+              <w:pStyle w:val="ListParagraph"/>
+              <w:numPr>
+                <w:ilvl w:val="0"/>
+                <w:numId w:val="27"/>
+              </w:numPr>
+              <w:jc w:val="both"/>
+              <w:rPr>
+                <w:lang w:val="en-ID"/>
+              </w:rPr>
+            </w:pPr>
+            <w:r>
+              <w:rPr>
+                <w:lang w:val="en-ID"/>
+              </w:rPr>
+              <w:t>Drive full-stack automation testing to guarantee deployment reliability.</w:t>
+            </w:r>
+          </w:p>
+          <w:p>
+            <w:pPr>
+              <w:pStyle w:val="ListParagraph"/>
+              <w:numPr>
+                <w:ilvl w:val="0"/>
+                <w:numId w:val="27"/>
+              </w:numPr>
+              <w:jc w:val="both"/>
+              <w:rPr>
+                <w:lang w:val="en-ID"/>
+              </w:rPr>
+            </w:pPr>
+            <w:r>
+              <w:rPr>
+                <w:lang w:val="en-ID"/>
+              </w:rPr>
+              <w:t>Transform legacy monoliths into scalable, multi-tenant SaaS microservices to lower costs and simplify deployments.</w:t>
+            </w:r>
+          </w:p>
+          <w:p>
+            <w:pPr>
+              <w:pStyle w:val="ListParagraph"/>
+              <w:numPr>
+                <w:ilvl w:val="0"/>
+                <w:numId w:val="27"/>
+              </w:numPr>
+              <w:jc w:val="both"/>
+              <w:rPr>
+                <w:lang w:val="en-ID"/>
+              </w:rPr>
+            </w:pPr>
+            <w:r>
+              <w:rPr>
+                <w:lang w:val="en-ID"/>
+              </w:rPr>
+              <w:t>Architect offline-first mobile-to-backend systems optimized for low-bandwidth (3G), high-latency environments.</w:t>
+            </w:r>
+          </w:p>
+          <w:p>
+            <w:pPr>
+              <w:pStyle w:val="ListParagraph"/>
+              <w:numPr>
+                <w:ilvl w:val="0"/>
+                <w:numId w:val="27"/>
+              </w:numPr>
+              <w:jc w:val="both"/>
+              <w:rPr>
+                <w:lang w:val="en-ID"/>
+              </w:rPr>
+            </w:pPr>
+            <w:r>
+              <w:rPr>
+                <w:lang w:val="en-ID"/>
+              </w:rPr>
+              <w:t>Implement micro-frontends and Event-Driven Architectures (Azure Service Bus, Golang, Next.js) to accelerate releases.</w:t>
+            </w:r>
+          </w:p>
+          <w:p>
+            <w:pPr>
+              <w:pStyle w:val="ListParagraph"/>
+              <w:numPr>
+                <w:ilvl w:val="0"/>
+                <w:numId w:val="27"/>
+              </w:numPr>
+              <w:jc w:val="both"/>
+              <w:rPr>
+                <w:lang w:val="en-ID"/>
+              </w:rPr>
+            </w:pPr>
+            <w:r>
+              <w:rPr>
+                <w:lang w:val="en-ID"/>
+              </w:rPr>
+              <w:t>Execute complex, seamless data integrations across multiple enterprise ERP systems.</w:t>
+            </w:r>
+          </w:p>
+          <w:p>
+            <w:pPr>
+              <w:pStyle w:val="ListParagraph"/>
+              <w:numPr>
+                <w:ilvl w:val="0"/>
+                <w:numId w:val="27"/>
+              </w:numPr>
+              <w:jc w:val="both"/>
+              <w:rPr>
+                <w:lang w:val="en-ID"/>
+              </w:rPr>
+            </w:pPr>
+            <w:r>
+              <w:rPr>
+                <w:lang w:val="en-ID"/>
+              </w:rPr>
+              <w:t>Lead cross-functional teams across enterprise product lines (Asset, People, and Safety Management).</w:t>
+            </w:r>
+          </w:p>
+          <w:p>
+            <w:pPr>
+              <w:pStyle w:val="ListParagraph"/>
+              <w:numPr>
+                <w:ilvl w:val="0"/>
+                <w:numId w:val="27"/>
+              </w:numPr>
+              <w:jc w:val="both"/>
+              <w:rPr>
+                <w:lang w:val="en-ID"/>
+              </w:rPr>
+            </w:pPr>
+            <w:r>
+              <w:rPr>
+                <w:lang w:val="en-ID"/>
+              </w:rPr>
+              <w:t>Transform specialized engineers into versatile full-stack developers, accelerating team velocity by 3-5x.</w:t>
+            </w:r>
+          </w:p>
+          <w:p>
+            <w:pPr>
+              <w:pStyle w:val="ListParagraph"/>
+              <w:numPr>
+                <w:ilvl w:val="0"/>
+                <w:numId w:val="27"/>
+              </w:numPr>
+              <w:jc w:val="both"/>
+              <w:rPr>
+                <w:lang w:val="en-ID"/>
+              </w:rPr>
+            </w:pPr>
+            <w:r>
+              <w:rPr>
+                <w:lang w:val="en-ID"/>
+              </w:rPr>
+              <w:t>Revamped a legacy mobile app in 3 months, dropping a 15%+ crash rate to zero while retaining all functionality.</w:t>
+            </w:r>
+          </w:p>
+          <w:p>
+            <w:pPr>
+              <w:pStyle w:val="ListParagraph"/>
+              <w:numPr>
+                <w:ilvl w:val="0"/>
+                <w:numId w:val="27"/>
+              </w:numPr>
+              <w:jc w:val="both"/>
+              <w:rPr>
+                <w:lang w:val="en-ID"/>
+              </w:rPr>
+            </w:pPr>
+            <w:r>
+              <w:rPr>
+                <w:lang w:val="en-ID"/>
+              </w:rPr>
+              <w:t>Establish global coding standards and build internal developer tools to minimize infrastructure overhead.</w:t>
+            </w:r>
+          </w:p>
+          <w:p>
+            <w:pPr>
+              <w:pStyle w:val="Heading3"/>
+              <w:contextualSpacing w:val="0"/>
+            </w:pPr>
+          </w:p>
+          <w:p>
+            <w:pPr>
+              <w:pStyle w:val="Heading3"/>
+              <w:contextualSpacing w:val="0"/>
+            </w:pPr>
+            <w:r>
               <w:t>OCT</w:t>
             </w:r>
             <w:r>
@@ -322,7 +578,7 @@
               <w:t xml:space="preserve"> – </w:t>
             </w:r>
             <w:r>
-              <w:t>NOW</w:t>
+              <w:t>APR 2026</w:t>
             </w:r>
           </w:p>
           <w:p>
@@ -552,6 +808,7 @@
               <w:jc w:val="both"/>
             </w:pPr>
             <w:r>
+              <w:lastRenderedPageBreak/>
               <w:t xml:space="preserve">Work as </w:t>
             </w:r>
             <w:r>
@@ -1304,7 +1561,6 @@
               <w:jc w:val="both"/>
             </w:pPr>
             <w:r>
-              <w:lastRenderedPageBreak/>
               <w:t xml:space="preserve">Leading the team to move all old </w:t>
             </w:r>
             <w:r>
@@ -1548,7 +1804,21 @@
               <w:rPr>
                 <w:bCs/>
               </w:rPr>
-              <w:t xml:space="preserve"> party developer.</w:t>
+              <w:t xml:space="preserve"> party </w:t>
+            </w:r>
+            <w:proofErr w:type="gramStart"/>
+            <w:r>
+              <w:rPr>
+                <w:bCs/>
+              </w:rPr>
+              <w:t>developer</w:t>
+            </w:r>
+            <w:proofErr w:type="gramEnd"/>
+            <w:r>
+              <w:rPr>
+                <w:bCs/>
+              </w:rPr>
+              <w:t>.</w:t>
             </w:r>
           </w:p>
           <w:p>
@@ -2041,13 +2311,24 @@
               </w:numPr>
               <w:jc w:val="both"/>
             </w:pPr>
+            <w:r>
+              <w:t xml:space="preserve">Work as a full-stack app developer, starting from business </w:t>
+            </w:r>
             <w:proofErr w:type="gramStart"/>
             <w:r>
-              <w:t>Work</w:t>
+              <w:t>analyze</w:t>
             </w:r>
             <w:proofErr w:type="gramEnd"/>
             <w:r>
-              <w:t xml:space="preserve"> as a full-stack app developer, starting from business analyze, diagrams design trough implementing codes web publishing, and UAT</w:t>
+              <w:t xml:space="preserve">, diagrams design </w:t>
+            </w:r>
+            <w:proofErr w:type="gramStart"/>
+            <w:r>
+              <w:t>trough</w:t>
+            </w:r>
+            <w:proofErr w:type="gramEnd"/>
+            <w:r>
+              <w:t xml:space="preserve"> implementing codes web publishing, and UAT</w:t>
             </w:r>
             <w:r>
               <w:t xml:space="preserve"> (From Development to Production)</w:t>
@@ -2124,6 +2405,18 @@
             <w:r>
               <w:t xml:space="preserve"> JavaScript and other libraries as needed.</w:t>
             </w:r>
+          </w:p>
+        </w:tc>
+      </w:tr>
+      <w:tr>
+        <w:tc>
+          <w:tcPr>
+            <w:tcW w:w="9290" w:type="dxa"/>
+          </w:tcPr>
+          <w:p>
+            <w:pPr>
+              <w:pStyle w:val="Heading3"/>
+            </w:pPr>
           </w:p>
         </w:tc>
       </w:tr>
@@ -2256,13 +2549,16 @@
               </w:numPr>
               <w:jc w:val="both"/>
             </w:pPr>
+            <w:r>
+              <w:t xml:space="preserve">Have </w:t>
+            </w:r>
             <w:proofErr w:type="gramStart"/>
             <w:r>
-              <w:t>Have</w:t>
+              <w:t>work</w:t>
             </w:r>
             <w:proofErr w:type="gramEnd"/>
             <w:r>
-              <w:t xml:space="preserve"> work on several team projects both as front end and as back end</w:t>
+              <w:t xml:space="preserve"> on several team projects both as front end and as back end</w:t>
             </w:r>
           </w:p>
           <w:p>
@@ -2638,13 +2934,8 @@
                 <w:numId w:val="20"/>
               </w:numPr>
             </w:pPr>
-            <w:proofErr w:type="gramStart"/>
-            <w:r>
-              <w:t>Work</w:t>
-            </w:r>
-            <w:proofErr w:type="gramEnd"/>
-            <w:r>
-              <w:t xml:space="preserve"> as </w:t>
+            <w:r>
+              <w:t xml:space="preserve">Work as </w:t>
             </w:r>
             <w:r>
               <w:t xml:space="preserve">senior </w:t>
@@ -2667,10 +2958,23 @@
             </w:r>
             <w:proofErr w:type="gramEnd"/>
             <w:r>
-              <w:t xml:space="preserve"> web one for </w:t>
-            </w:r>
-            <w:r>
-              <w:t>member (portal)</w:t>
+              <w:t xml:space="preserve"> </w:t>
+            </w:r>
+            <w:proofErr w:type="gramStart"/>
+            <w:r>
+              <w:t>web</w:t>
+            </w:r>
+            <w:proofErr w:type="gramEnd"/>
+            <w:r>
+              <w:t xml:space="preserve"> one for </w:t>
+            </w:r>
+            <w:proofErr w:type="gramStart"/>
+            <w:r>
+              <w:t>member</w:t>
+            </w:r>
+            <w:proofErr w:type="gramEnd"/>
+            <w:r>
+              <w:t xml:space="preserve"> (portal)</w:t>
             </w:r>
             <w:r>
               <w:t xml:space="preserve"> and one for </w:t>
@@ -2693,15 +2997,7 @@
               </w:numPr>
             </w:pPr>
             <w:r>
-              <w:t xml:space="preserve">Portal side can have more than </w:t>
-            </w:r>
-            <w:proofErr w:type="gramStart"/>
-            <w:r>
-              <w:t>million</w:t>
-            </w:r>
-            <w:proofErr w:type="gramEnd"/>
-            <w:r>
-              <w:t xml:space="preserve"> transactions each hour.</w:t>
+              <w:t>Portal side can have more than million transactions each hour.</w:t>
             </w:r>
           </w:p>
           <w:p>
@@ -2743,6 +3039,7 @@
               </w:numPr>
             </w:pPr>
             <w:r>
+              <w:lastRenderedPageBreak/>
               <w:t>Leading the front-end development.</w:t>
             </w:r>
           </w:p>
@@ -2779,13 +3076,8 @@
                 <w:numId w:val="20"/>
               </w:numPr>
             </w:pPr>
-            <w:proofErr w:type="gramStart"/>
-            <w:r>
-              <w:t>Work</w:t>
-            </w:r>
-            <w:proofErr w:type="gramEnd"/>
-            <w:r>
-              <w:t xml:space="preserve"> as full stack developer.</w:t>
+            <w:r>
+              <w:t>Work as full stack developer.</w:t>
             </w:r>
           </w:p>
           <w:p>
@@ -2824,13 +3116,8 @@
                 <w:numId w:val="20"/>
               </w:numPr>
             </w:pPr>
-            <w:proofErr w:type="gramStart"/>
-            <w:r>
-              <w:t>Web</w:t>
-            </w:r>
-            <w:proofErr w:type="gramEnd"/>
-            <w:r>
-              <w:t xml:space="preserve"> is built using Vue with </w:t>
+            <w:r>
+              <w:t xml:space="preserve">Web is built using Vue with </w:t>
             </w:r>
             <w:proofErr w:type="spellStart"/>
             <w:r>
@@ -2909,13 +3196,8 @@
                 <w:numId w:val="20"/>
               </w:numPr>
             </w:pPr>
-            <w:proofErr w:type="gramStart"/>
-            <w:r>
-              <w:t>Work</w:t>
-            </w:r>
-            <w:proofErr w:type="gramEnd"/>
-            <w:r>
-              <w:t xml:space="preserve"> as full stack developer</w:t>
+            <w:r>
+              <w:t>Work as full stack developer</w:t>
             </w:r>
             <w:r>
               <w:t>.</w:t>
@@ -3010,7 +3292,6 @@
               <w:contextualSpacing w:val="0"/>
             </w:pPr>
             <w:r>
-              <w:lastRenderedPageBreak/>
               <w:t xml:space="preserve">Leave and travel web | ASP, javascript, T-SQL | </w:t>
             </w:r>
             <w:proofErr w:type="gramStart"/>
@@ -3030,13 +3311,8 @@
                 <w:numId w:val="20"/>
               </w:numPr>
             </w:pPr>
-            <w:proofErr w:type="gramStart"/>
-            <w:r>
-              <w:t>Work</w:t>
-            </w:r>
-            <w:proofErr w:type="gramEnd"/>
-            <w:r>
-              <w:t xml:space="preserve"> as full stack developer</w:t>
+            <w:r>
+              <w:t>Work as full stack developer</w:t>
             </w:r>
             <w:r>
               <w:t>.</w:t>
@@ -3099,15 +3375,15 @@
               </w:numPr>
             </w:pPr>
             <w:r>
-              <w:t xml:space="preserve">The web follows all </w:t>
+              <w:t xml:space="preserve">The web follows all rules </w:t>
             </w:r>
             <w:proofErr w:type="gramStart"/>
             <w:r>
-              <w:t>rules</w:t>
+              <w:t>from HR</w:t>
             </w:r>
             <w:proofErr w:type="gramEnd"/>
             <w:r>
-              <w:t xml:space="preserve"> from HR department.</w:t>
+              <w:t xml:space="preserve"> department.</w:t>
             </w:r>
           </w:p>
           <w:p>
@@ -3151,13 +3427,8 @@
                 <w:numId w:val="20"/>
               </w:numPr>
             </w:pPr>
-            <w:proofErr w:type="gramStart"/>
-            <w:r>
-              <w:t>Work</w:t>
-            </w:r>
-            <w:proofErr w:type="gramEnd"/>
-            <w:r>
-              <w:t xml:space="preserve"> as full stack developer</w:t>
+            <w:r>
+              <w:t>Work as full stack developer</w:t>
             </w:r>
             <w:r>
               <w:t>.</w:t>
@@ -3228,7 +3499,15 @@
               <w:t xml:space="preserve"> are</w:t>
             </w:r>
             <w:r>
-              <w:t xml:space="preserve"> built to ensure websites can went through a very complex and always changing business process.</w:t>
+              <w:t xml:space="preserve"> built to ensure websites can </w:t>
+            </w:r>
+            <w:proofErr w:type="gramStart"/>
+            <w:r>
+              <w:t>went</w:t>
+            </w:r>
+            <w:proofErr w:type="gramEnd"/>
+            <w:r>
+              <w:t xml:space="preserve"> through a very complex and always changing business process.</w:t>
             </w:r>
           </w:p>
           <w:p>
@@ -3822,7 +4101,7 @@
   <w:abstractNum w:abstractNumId="11" w15:restartNumberingAfterBreak="0">
     <w:nsid w:val="0BFA1BCC"/>
     <w:multiLevelType w:val="hybridMultilevel"/>
-    <w:tmpl w:val="55A87FEA"/>
+    <w:tmpl w:val="797E37C4"/>
     <w:lvl w:ilvl="0" w:tplc="04090001">
       <w:start w:val="1"/>
       <w:numFmt w:val="bullet"/>
@@ -3835,7 +4114,7 @@
         <w:rFonts w:ascii="Symbol" w:hAnsi="Symbol" w:hint="default"/>
       </w:rPr>
     </w:lvl>
-    <w:lvl w:ilvl="1" w:tplc="04090003" w:tentative="1">
+    <w:lvl w:ilvl="1" w:tplc="04090003">
       <w:start w:val="1"/>
       <w:numFmt w:val="bullet"/>
       <w:lvlText w:val="o"/>
@@ -30690,6 +30969,7 @@
     <w:rsid w:val="00157965"/>
     <w:rsid w:val="00170B69"/>
     <w:rsid w:val="00231005"/>
+    <w:rsid w:val="002522F5"/>
     <w:rsid w:val="002F41F1"/>
     <w:rsid w:val="003F285C"/>
     <w:rsid w:val="00412E5F"/>
@@ -30718,6 +30998,7 @@
     <w:rsid w:val="00DB416C"/>
     <w:rsid w:val="00E3730D"/>
     <w:rsid w:val="00EB3089"/>
+    <w:rsid w:val="00F52C49"/>
     <w:rsid w:val="00FC6810"/>
     <w:rsid w:val="00FD42B2"/>
   </w:rsids>
